--- a/zht/docx/194.content.docx
+++ b/zht/docx/194.content.docx
@@ -613,18 +613,12 @@
           <w:lang w:val="zh_TW" w:bidi="zh_TW"/>
         </w:rPr>
       </w:r>
-      <w:hyperlink r:id="rId13">
-        <w:r>
-          <w:rPr>
-            <w:lang w:val="zh_TW" w:bidi="zh_TW"/>
-          </w:rPr>
-          <w:rPr>
-            <w:color w:val="0000EE"/>
-            <w:u w:val="single"/>
-          </w:rPr>
-          <w:t>帖撒羅尼迦前書2:14–16</w:t>
-        </w:r>
-      </w:hyperlink>
+      <w:r>
+        <w:rPr>
+          <w:lang w:val="zh_TW" w:bidi="zh_TW"/>
+        </w:rPr>
+        <w:t>帖撒羅尼迦前書2:14–16</w:t>
+      </w:r>
     </w:p>
     <w:p>
       <w:pPr>
@@ -637,18 +631,12 @@
           <w:lang w:val="zh_TW" w:bidi="zh_TW"/>
         </w:rPr>
       </w:r>
-      <w:hyperlink r:id="rId14">
-        <w:r>
-          <w:rPr>
-            <w:lang w:val="zh_TW" w:bidi="zh_TW"/>
-          </w:rPr>
-          <w:rPr>
-            <w:color w:val="0000EE"/>
-            <w:u w:val="single"/>
-          </w:rPr>
-          <w:t>使徒行傳3:25</w:t>
-        </w:r>
-      </w:hyperlink>
+      <w:r>
+        <w:rPr>
+          <w:lang w:val="zh_TW" w:bidi="zh_TW"/>
+        </w:rPr>
+        <w:t>使徒行傳3:25</w:t>
+      </w:r>
     </w:p>
     <w:p>
       <w:pPr>
@@ -661,18 +649,12 @@
           <w:lang w:val="zh_TW" w:bidi="zh_TW"/>
         </w:rPr>
       </w:r>
-      <w:hyperlink r:id="rId15">
-        <w:r>
-          <w:rPr>
-            <w:lang w:val="zh_TW" w:bidi="zh_TW"/>
-          </w:rPr>
-          <w:rPr>
-            <w:color w:val="0000EE"/>
-            <w:u w:val="single"/>
-          </w:rPr>
-          <w:t>約翰福音1:43–45</w:t>
-        </w:r>
-      </w:hyperlink>
+      <w:r>
+        <w:rPr>
+          <w:lang w:val="zh_TW" w:bidi="zh_TW"/>
+        </w:rPr>
+        <w:t>約翰福音1:43–45</w:t>
+      </w:r>
     </w:p>
     <w:p>
       <w:pPr>
@@ -685,18 +667,12 @@
           <w:lang w:val="zh_TW" w:bidi="zh_TW"/>
         </w:rPr>
       </w:r>
-      <w:hyperlink r:id="rId16">
-        <w:r>
-          <w:rPr>
-            <w:lang w:val="zh_TW" w:bidi="zh_TW"/>
-          </w:rPr>
-          <w:rPr>
-            <w:color w:val="0000EE"/>
-            <w:u w:val="single"/>
-          </w:rPr>
-          <w:t>瑪拉基書4:4–6</w:t>
-        </w:r>
-      </w:hyperlink>
+      <w:r>
+        <w:rPr>
+          <w:lang w:val="zh_TW" w:bidi="zh_TW"/>
+        </w:rPr>
+        <w:t>瑪拉基書4:4–6</w:t>
+      </w:r>
     </w:p>
     <w:p>
       <w:pPr>
@@ -709,18 +685,12 @@
           <w:lang w:val="zh_TW" w:bidi="zh_TW"/>
         </w:rPr>
       </w:r>
-      <w:hyperlink r:id="rId17">
-        <w:r>
-          <w:rPr>
-            <w:lang w:val="zh_TW" w:bidi="zh_TW"/>
-          </w:rPr>
-          <w:rPr>
-            <w:color w:val="0000EE"/>
-            <w:u w:val="single"/>
-          </w:rPr>
-          <w:t>馬太福音1:23</w:t>
-        </w:r>
-      </w:hyperlink>
+      <w:r>
+        <w:rPr>
+          <w:lang w:val="zh_TW" w:bidi="zh_TW"/>
+        </w:rPr>
+        <w:t>馬太福音1:23</w:t>
+      </w:r>
     </w:p>
     <w:p>
       <w:pPr>
@@ -733,18 +703,12 @@
           <w:lang w:val="zh_TW" w:bidi="zh_TW"/>
         </w:rPr>
       </w:r>
-      <w:hyperlink r:id="rId18">
-        <w:r>
-          <w:rPr>
-            <w:lang w:val="zh_TW" w:bidi="zh_TW"/>
-          </w:rPr>
-          <w:rPr>
-            <w:color w:val="0000EE"/>
-            <w:u w:val="single"/>
-          </w:rPr>
-          <w:t>馬太福音2:18</w:t>
-        </w:r>
-      </w:hyperlink>
+      <w:r>
+        <w:rPr>
+          <w:lang w:val="zh_TW" w:bidi="zh_TW"/>
+        </w:rPr>
+        <w:t>馬太福音2:18</w:t>
+      </w:r>
     </w:p>
     <w:p>
       <w:pPr>
@@ -757,18 +721,12 @@
           <w:lang w:val="zh_TW" w:bidi="zh_TW"/>
         </w:rPr>
       </w:r>
-      <w:hyperlink r:id="rId19">
-        <w:r>
-          <w:rPr>
-            <w:lang w:val="zh_TW" w:bidi="zh_TW"/>
-          </w:rPr>
-          <w:rPr>
-            <w:color w:val="0000EE"/>
-            <w:u w:val="single"/>
-          </w:rPr>
-          <w:t>馬太福音5:17</w:t>
-        </w:r>
-      </w:hyperlink>
+      <w:r>
+        <w:rPr>
+          <w:lang w:val="zh_TW" w:bidi="zh_TW"/>
+        </w:rPr>
+        <w:t>馬太福音5:17</w:t>
+      </w:r>
     </w:p>
     <w:p>
       <w:pPr>
@@ -781,18 +739,12 @@
           <w:lang w:val="zh_TW" w:bidi="zh_TW"/>
         </w:rPr>
       </w:r>
-      <w:hyperlink r:id="rId20">
-        <w:r>
-          <w:rPr>
-            <w:lang w:val="zh_TW" w:bidi="zh_TW"/>
-          </w:rPr>
-          <w:rPr>
-            <w:color w:val="0000EE"/>
-            <w:u w:val="single"/>
-          </w:rPr>
-          <w:t>詩篇51:1</w:t>
-        </w:r>
-      </w:hyperlink>
+      <w:r>
+        <w:rPr>
+          <w:lang w:val="zh_TW" w:bidi="zh_TW"/>
+        </w:rPr>
+        <w:t>詩篇51:1</w:t>
+      </w:r>
     </w:p>
     <w:p>
       <w:pPr>
@@ -1665,18 +1617,12 @@
           <w:lang w:val="zh_TW" w:bidi="zh_TW"/>
         </w:rPr>
       </w:r>
-      <w:hyperlink r:id="rId21">
-        <w:r>
-          <w:rPr>
-            <w:lang w:val="zh_TW" w:bidi="zh_TW"/>
-          </w:rPr>
-          <w:rPr>
-            <w:color w:val="0000EE"/>
-            <w:u w:val="single"/>
-          </w:rPr>
-          <w:t>提摩太後書4:6</w:t>
-        </w:r>
-      </w:hyperlink>
+      <w:r>
+        <w:rPr>
+          <w:lang w:val="zh_TW" w:bidi="zh_TW"/>
+        </w:rPr>
+        <w:t>提摩太後書4:6</w:t>
+      </w:r>
     </w:p>
     <w:p>
       <w:pPr>
@@ -1689,18 +1635,12 @@
           <w:lang w:val="zh_TW" w:bidi="zh_TW"/>
         </w:rPr>
       </w:r>
-      <w:hyperlink r:id="rId22">
-        <w:r>
-          <w:rPr>
-            <w:lang w:val="zh_TW" w:bidi="zh_TW"/>
-          </w:rPr>
-          <w:rPr>
-            <w:color w:val="0000EE"/>
-            <w:u w:val="single"/>
-          </w:rPr>
-          <w:t>使徒行傳7:42</w:t>
-        </w:r>
-      </w:hyperlink>
+      <w:r>
+        <w:rPr>
+          <w:lang w:val="zh_TW" w:bidi="zh_TW"/>
+        </w:rPr>
+        <w:t>使徒行傳7:42</w:t>
+      </w:r>
     </w:p>
     <w:p>
       <w:pPr>
@@ -1713,18 +1653,12 @@
           <w:lang w:val="zh_TW" w:bidi="zh_TW"/>
         </w:rPr>
       </w:r>
-      <w:hyperlink r:id="rId23">
-        <w:r>
-          <w:rPr>
-            <w:lang w:val="zh_TW" w:bidi="zh_TW"/>
-          </w:rPr>
-          <w:rPr>
-            <w:color w:val="0000EE"/>
-            <w:u w:val="single"/>
-          </w:rPr>
-          <w:t>使徒行傳21:25</w:t>
-        </w:r>
-      </w:hyperlink>
+      <w:r>
+        <w:rPr>
+          <w:lang w:val="zh_TW" w:bidi="zh_TW"/>
+        </w:rPr>
+        <w:t>使徒行傳21:25</w:t>
+      </w:r>
     </w:p>
     <w:p>
       <w:pPr>
@@ -1737,18 +1671,12 @@
           <w:lang w:val="zh_TW" w:bidi="zh_TW"/>
         </w:rPr>
       </w:r>
-      <w:hyperlink r:id="rId24">
-        <w:r>
-          <w:rPr>
-            <w:lang w:val="zh_TW" w:bidi="zh_TW"/>
-          </w:rPr>
-          <w:rPr>
-            <w:color w:val="0000EE"/>
-            <w:u w:val="single"/>
-          </w:rPr>
-          <w:t>創世記4:3–5</w:t>
-        </w:r>
-      </w:hyperlink>
+      <w:r>
+        <w:rPr>
+          <w:lang w:val="zh_TW" w:bidi="zh_TW"/>
+        </w:rPr>
+        <w:t>創世記4:3–5</w:t>
+      </w:r>
     </w:p>
     <w:p>
       <w:pPr>
@@ -1761,18 +1689,12 @@
           <w:lang w:val="zh_TW" w:bidi="zh_TW"/>
         </w:rPr>
       </w:r>
-      <w:hyperlink r:id="rId25">
-        <w:r>
-          <w:rPr>
-            <w:lang w:val="zh_TW" w:bidi="zh_TW"/>
-          </w:rPr>
-          <w:rPr>
-            <w:color w:val="0000EE"/>
-            <w:u w:val="single"/>
-          </w:rPr>
-          <w:t>雅各書2:21–24</w:t>
-        </w:r>
-      </w:hyperlink>
+      <w:r>
+        <w:rPr>
+          <w:lang w:val="zh_TW" w:bidi="zh_TW"/>
+        </w:rPr>
+        <w:t>雅各書2:21–24</w:t>
+      </w:r>
     </w:p>
     <w:p>
       <w:pPr>
@@ -1785,18 +1707,12 @@
           <w:lang w:val="zh_TW" w:bidi="zh_TW"/>
         </w:rPr>
       </w:r>
-      <w:hyperlink r:id="rId26">
-        <w:r>
-          <w:rPr>
-            <w:lang w:val="zh_TW" w:bidi="zh_TW"/>
-          </w:rPr>
-          <w:rPr>
-            <w:color w:val="0000EE"/>
-            <w:u w:val="single"/>
-          </w:rPr>
-          <w:t>馬可福音1:43–44</w:t>
-        </w:r>
-      </w:hyperlink>
+      <w:r>
+        <w:rPr>
+          <w:lang w:val="zh_TW" w:bidi="zh_TW"/>
+        </w:rPr>
+        <w:t>馬可福音1:43–44</w:t>
+      </w:r>
     </w:p>
     <w:p>
       <w:pPr>
@@ -1809,18 +1725,12 @@
           <w:lang w:val="zh_TW" w:bidi="zh_TW"/>
         </w:rPr>
       </w:r>
-      <w:hyperlink r:id="rId27">
-        <w:r>
-          <w:rPr>
-            <w:lang w:val="zh_TW" w:bidi="zh_TW"/>
-          </w:rPr>
-          <w:rPr>
-            <w:color w:val="0000EE"/>
-            <w:u w:val="single"/>
-          </w:rPr>
-          <w:t>馬可福音14:12</w:t>
-        </w:r>
-      </w:hyperlink>
+      <w:r>
+        <w:rPr>
+          <w:lang w:val="zh_TW" w:bidi="zh_TW"/>
+        </w:rPr>
+        <w:t>馬可福音14:12</w:t>
+      </w:r>
     </w:p>
     <w:p>
       <w:pPr>
@@ -1833,18 +1743,12 @@
           <w:lang w:val="zh_TW" w:bidi="zh_TW"/>
         </w:rPr>
       </w:r>
-      <w:hyperlink r:id="rId28">
-        <w:r>
-          <w:rPr>
-            <w:lang w:val="zh_TW" w:bidi="zh_TW"/>
-          </w:rPr>
-          <w:rPr>
-            <w:color w:val="0000EE"/>
-            <w:u w:val="single"/>
-          </w:rPr>
-          <w:t>馬太福音5:23</w:t>
-        </w:r>
-      </w:hyperlink>
+      <w:r>
+        <w:rPr>
+          <w:lang w:val="zh_TW" w:bidi="zh_TW"/>
+        </w:rPr>
+        <w:t>馬太福音5:23</w:t>
+      </w:r>
     </w:p>
     <w:p>
       <w:pPr>
